--- a/Features.docx
+++ b/Features.docx
@@ -28,11 +28,13 @@
           <w:numId w:val="1"/>
         </w:numPr>
         <w:rPr>
+          <w:strike/>
           <w:lang w:val="en-US"/>
         </w:rPr>
       </w:pPr>
       <w:r>
         <w:rPr>
+          <w:strike/>
           <w:lang w:val="en-US"/>
         </w:rPr>
         <w:t>Footer/Header bleedings</w:t>
@@ -46,11 +48,13 @@
           <w:numId w:val="1"/>
         </w:numPr>
         <w:rPr>
+          <w:strike/>
           <w:lang w:val="en-US"/>
         </w:rPr>
       </w:pPr>
       <w:r>
         <w:rPr>
+          <w:strike/>
           <w:lang w:val="en-US"/>
         </w:rPr>
         <w:t>Section based chunking</w:t>
